--- a/data/drop/美股技术风险监控_2026-09-01.docx
+++ b/data/drop/美股技术风险监控_2026-09-01.docx
@@ -697,7 +697,7 @@
         <w:pStyle w:val="ListBullet"/>
       </w:pPr>
       <w:r>
-        <w:t>成交量变化：Volume/MA20=0.91倍；成交量为20日均量的0.91倍</w:t>
+        <w:t>成交量变化：Volume/MA20=0.92倍；成交量为20日均量的0.92倍</w:t>
       </w:r>
     </w:p>
     <w:p>
@@ -897,7 +897,7 @@
         <w:pStyle w:val="ListBullet"/>
       </w:pPr>
       <w:r>
-        <w:t>成交量变化：Volume/MA20=0.82倍；成交量为20日均量的0.82倍</w:t>
+        <w:t>成交量变化：Volume/MA20=0.84倍；成交量为20日均量的0.84倍</w:t>
       </w:r>
     </w:p>
     <w:p>
@@ -993,7 +993,7 @@
         <w:pStyle w:val="ListBullet"/>
       </w:pPr>
       <w:r>
-        <w:t>成交量变化：Volume/MA20=0.57倍；成交量为20日均量的0.57倍</w:t>
+        <w:t>成交量变化：Volume/MA20=0.58倍；成交量为20日均量的0.58倍</w:t>
       </w:r>
     </w:p>
     <w:p>
@@ -1094,7 +1094,7 @@
         <w:pStyle w:val="ListBullet"/>
       </w:pPr>
       <w:r>
-        <w:t>成交量变化：Volume/MA20=0.72倍；成交量为20日均量的0.72倍</w:t>
+        <w:t>成交量变化：Volume/MA20=0.73倍；成交量为20日均量的0.73倍</w:t>
       </w:r>
     </w:p>
     <w:p>
@@ -1190,7 +1190,7 @@
         <w:pStyle w:val="ListBullet"/>
       </w:pPr>
       <w:r>
-        <w:t>成交量变化：Volume/MA20=0.42倍；成交量为20日均量的0.42倍</w:t>
+        <w:t>成交量变化：Volume/MA20=0.43倍；成交量为20日均量的0.43倍</w:t>
       </w:r>
     </w:p>
     <w:p>
@@ -1382,7 +1382,7 @@
         <w:pStyle w:val="ListBullet"/>
       </w:pPr>
       <w:r>
-        <w:t>成交量变化：Volume/MA20=0.92倍；成交量为20日均量的0.92倍</w:t>
+        <w:t>成交量变化：Volume/MA20=0.93倍；成交量为20日均量的0.93倍</w:t>
       </w:r>
     </w:p>
     <w:p>
